--- a/M1-intro-and-basic-structures/attachments/Отчет_1_1.docx
+++ b/M1-intro-and-basic-structures/attachments/Отчет_1_1.docx
@@ -220,15 +220,7 @@
           <w:sz w:val="28"/>
           <w:szCs w:val="28"/>
         </w:rPr>
-        <w:t>Отчет по лабораторной работе №</w:t>
-      </w:r>
-      <w:r>
-        <w:rPr>
-          <w:rFonts w:ascii="Times New Roman" w:hAnsi="Times New Roman"/>
-          <w:sz w:val="28"/>
-          <w:szCs w:val="28"/>
-        </w:rPr>
-        <w:t>1</w:t>
+        <w:t>Отчет по лабораторной работе №1</w:t>
       </w:r>
     </w:p>
     <w:p>
@@ -362,7 +354,47 @@
           <w:sz w:val="28"/>
           <w:szCs w:val="28"/>
         </w:rPr>
-        <w:t>Проверил:</w:t>
+        <w:t>Проверил</w:t>
+      </w:r>
+      <w:r>
+        <w:rPr>
+          <w:rFonts w:ascii="Times New Roman" w:hAnsi="Times New Roman"/>
+          <w:sz w:val="28"/>
+          <w:szCs w:val="28"/>
+        </w:rPr>
+        <w:t>а</w:t>
+      </w:r>
+      <w:r>
+        <w:rPr>
+          <w:rFonts w:ascii="Times New Roman" w:hAnsi="Times New Roman"/>
+          <w:sz w:val="28"/>
+          <w:szCs w:val="28"/>
+        </w:rPr>
+        <w:t xml:space="preserve">: </w:t>
+      </w:r>
+    </w:p>
+    <w:p>
+      <w:pPr>
+        <w:pStyle w:val="Normal"/>
+        <w:widowControl/>
+        <w:suppressAutoHyphens w:val="true"/>
+        <w:bidi w:val="0"/>
+        <w:spacing w:lineRule="auto" w:line="259" w:before="0" w:after="160"/>
+        <w:ind w:hanging="0" w:left="5953" w:right="-340"/>
+        <w:jc w:val="left"/>
+        <w:rPr>
+          <w:rFonts w:ascii="Times New Roman" w:hAnsi="Times New Roman"/>
+          <w:sz w:val="28"/>
+          <w:szCs w:val="28"/>
+        </w:rPr>
+      </w:pPr>
+      <w:r>
+        <w:rPr>
+          <w:rFonts w:ascii="Times New Roman" w:hAnsi="Times New Roman"/>
+          <w:sz w:val="28"/>
+          <w:szCs w:val="28"/>
+        </w:rPr>
+        <w:t>Шедова Анастасия Романовна</w:t>
       </w:r>
     </w:p>
     <w:p>
@@ -575,183 +607,220 @@
             <w:fldChar w:fldCharType="end"/>
           </w:r>
         </w:p>
-        <w:p>
-          <w:pPr>
-            <w:pStyle w:val="TOCHeading"/>
-            <w:spacing w:lineRule="auto" w:line="259" w:before="240" w:after="0"/>
-            <w:ind w:left="0"/>
-            <w:rPr>
-              <w:rFonts w:ascii="Calibri Light" w:hAnsi="Calibri Light" w:cs="" w:asciiTheme="majorHAnsi" w:cstheme="majorBidi" w:hAnsiTheme="majorHAnsi"/>
-              <w:b w:val="false"/>
-              <w:color w:themeColor="accent1" w:themeShade="bf" w:val="2E74B5"/>
-              <w:sz w:val="32"/>
-              <w:szCs w:val="32"/>
-              <w:lang w:eastAsia="ru-RU"/>
-            </w:rPr>
-          </w:pPr>
-          <w:r>
-            <w:rPr>
-              <w:rFonts w:cs="" w:cstheme="majorBidi"/>
-              <w:b w:val="false"/>
-              <w:color w:themeColor="accent1" w:themeShade="bf" w:val="2E74B5"/>
-              <w:sz w:val="32"/>
-              <w:szCs w:val="32"/>
-              <w:lang w:eastAsia="ru-RU"/>
-            </w:rPr>
-            <w:t>Оглавление</w:t>
-          </w:r>
-        </w:p>
-        <w:p>
-          <w:pPr>
-            <w:pStyle w:val="TOC2"/>
-            <w:tabs>
-              <w:tab w:val="clear" w:pos="708"/>
-              <w:tab w:val="right" w:pos="9354" w:leader="dot"/>
-            </w:tabs>
-            <w:rPr/>
-          </w:pPr>
-          <w:r>
-            <w:fldChar w:fldCharType="begin"/>
-          </w:r>
-          <w:r>
-            <w:rPr>
-              <w:rStyle w:val="Style14"/>
-            </w:rPr>
-            <w:instrText xml:space="preserve"> TOC \o "1-2" \h</w:instrText>
-          </w:r>
-          <w:r>
-            <w:rPr>
-              <w:rStyle w:val="Style14"/>
-            </w:rPr>
-            <w:fldChar w:fldCharType="separate"/>
-          </w:r>
-          <w:hyperlink w:anchor="__RefHeading___Toc645_121144965">
-            <w:r>
-              <w:rPr>
-                <w:rStyle w:val="Style14"/>
-              </w:rPr>
-              <w:t>Цель работы</w:t>
-              <w:tab/>
-              <w:t>3</w:t>
-            </w:r>
-          </w:hyperlink>
-        </w:p>
-        <w:p>
-          <w:pPr>
-            <w:pStyle w:val="TOC2"/>
-            <w:tabs>
-              <w:tab w:val="clear" w:pos="708"/>
-              <w:tab w:val="right" w:pos="9354" w:leader="dot"/>
-            </w:tabs>
-            <w:rPr/>
-          </w:pPr>
-          <w:hyperlink w:anchor="__RefHeading___Toc647_121144965">
-            <w:r>
-              <w:rPr>
-                <w:rStyle w:val="Style14"/>
-              </w:rPr>
-              <w:t>Ход выполнения работы</w:t>
-              <w:tab/>
-              <w:t>3</w:t>
-            </w:r>
-          </w:hyperlink>
-        </w:p>
-        <w:p>
-          <w:pPr>
-            <w:pStyle w:val="TOC2"/>
-            <w:tabs>
-              <w:tab w:val="clear" w:pos="708"/>
-              <w:tab w:val="right" w:pos="9354" w:leader="dot"/>
-            </w:tabs>
-            <w:rPr/>
-          </w:pPr>
-          <w:hyperlink w:anchor="__RefHeading___Toc649_121144965">
-            <w:r>
-              <w:rPr>
-                <w:rStyle w:val="Style14"/>
-              </w:rPr>
-              <w:t>1. Написание алгоритмов и анализ их сложности</w:t>
-              <w:tab/>
-              <w:t>3</w:t>
-            </w:r>
-          </w:hyperlink>
-        </w:p>
-        <w:p>
-          <w:pPr>
-            <w:pStyle w:val="TOC2"/>
-            <w:tabs>
-              <w:tab w:val="clear" w:pos="708"/>
-              <w:tab w:val="right" w:pos="9354" w:leader="dot"/>
-            </w:tabs>
-            <w:rPr/>
-          </w:pPr>
-          <w:hyperlink w:anchor="__RefHeading___Toc651_121144965">
-            <w:r>
-              <w:rPr>
-                <w:rStyle w:val="Style14"/>
-              </w:rPr>
-              <w:t>2.  Анализ графиков</w:t>
-              <w:tab/>
-              <w:t>6</w:t>
-            </w:r>
-          </w:hyperlink>
-        </w:p>
-        <w:p>
-          <w:pPr>
-            <w:pStyle w:val="TOC2"/>
-            <w:tabs>
-              <w:tab w:val="clear" w:pos="708"/>
-              <w:tab w:val="right" w:pos="9354" w:leader="dot"/>
-            </w:tabs>
-            <w:rPr/>
-          </w:pPr>
-          <w:hyperlink w:anchor="__RefHeading___Toc653_121144965">
-            <w:r>
-              <w:rPr>
-                <w:rStyle w:val="Style14"/>
-              </w:rPr>
-              <w:t>3. Собственный проверки инвариантов</w:t>
-              <w:tab/>
-              <w:t>9</w:t>
-            </w:r>
-          </w:hyperlink>
-        </w:p>
-        <w:p>
-          <w:pPr>
-            <w:pStyle w:val="TOC2"/>
-            <w:tabs>
-              <w:tab w:val="clear" w:pos="708"/>
-              <w:tab w:val="right" w:pos="9354" w:leader="dot"/>
-            </w:tabs>
-            <w:rPr/>
-          </w:pPr>
-          <w:hyperlink w:anchor="__RefHeading___Toc655_121144965">
-            <w:r>
-              <w:rPr>
-                <w:rStyle w:val="Style14"/>
-              </w:rPr>
-              <w:t>Вывод:</w:t>
-              <w:tab/>
-              <w:t>10</w:t>
-            </w:r>
-          </w:hyperlink>
-          <w:r>
-            <w:rPr>
-              <w:rStyle w:val="Style14"/>
-            </w:rPr>
-            <w:fldChar w:fldCharType="end"/>
-          </w:r>
-        </w:p>
       </w:sdtContent>
     </w:sdt>
     <w:p>
       <w:pPr>
+        <w:pStyle w:val="TOCHeading"/>
+        <w:spacing w:lineRule="auto" w:line="259" w:before="240" w:after="0"/>
+        <w:ind w:left="0"/>
+        <w:rPr>
+          <w:rFonts w:ascii="Calibri Light" w:hAnsi="Calibri Light" w:cs="" w:asciiTheme="majorHAnsi" w:cstheme="majorBidi" w:hAnsiTheme="majorHAnsi"/>
+          <w:b w:val="false"/>
+          <w:color w:themeColor="accent1" w:themeShade="bf" w:val="2E74B5"/>
+          <w:sz w:val="32"/>
+          <w:szCs w:val="32"/>
+          <w:lang w:eastAsia="ru-RU"/>
+        </w:rPr>
+      </w:pPr>
+      <w:r>
+        <w:rPr>
+          <w:rFonts w:cs="" w:cstheme="majorBidi"/>
+          <w:b w:val="false"/>
+          <w:color w:themeColor="accent1" w:themeShade="bf" w:val="2E74B5"/>
+          <w:sz w:val="32"/>
+          <w:szCs w:val="32"/>
+          <w:lang w:eastAsia="ru-RU"/>
+        </w:rPr>
+        <w:t>Оглавление</w:t>
+      </w:r>
+    </w:p>
+    <w:p>
+      <w:pPr>
+        <w:sectPr>
+          <w:footerReference w:type="even" r:id="rId2"/>
+          <w:footerReference w:type="default" r:id="rId3"/>
+          <w:footerReference w:type="first" r:id="rId4"/>
+          <w:type w:val="nextPage"/>
+          <w:pgSz w:w="11906" w:h="16838"/>
+          <w:pgMar w:left="1701" w:right="850" w:gutter="0" w:header="0" w:top="1134" w:footer="708" w:bottom="1134"/>
+          <w:pgNumType w:fmt="decimal"/>
+          <w:formProt w:val="false"/>
+          <w:titlePg/>
+          <w:textDirection w:val="lrTb"/>
+          <w:docGrid w:type="default" w:linePitch="360" w:charSpace="4096"/>
+        </w:sectPr>
+      </w:pPr>
+    </w:p>
+    <w:p>
+      <w:pPr>
         <w:pStyle w:val="TOC2"/>
+        <w:tabs>
+          <w:tab w:val="clear" w:pos="708"/>
+          <w:tab w:val="right" w:pos="9354" w:leader="dot"/>
+        </w:tabs>
+        <w:rPr/>
+      </w:pPr>
+      <w:hyperlink w:anchor="__RefHeading___Toc645_121144965">
+        <w:r>
+          <w:rPr>
+            <w:rStyle w:val="ListLabel19"/>
+          </w:rPr>
+          <w:t>Цель работы</w:t>
+          <w:tab/>
+          <w:t>3</w:t>
+        </w:r>
+      </w:hyperlink>
+    </w:p>
+    <w:p>
+      <w:pPr>
+        <w:pStyle w:val="TOC2"/>
+        <w:tabs>
+          <w:tab w:val="clear" w:pos="708"/>
+          <w:tab w:val="right" w:pos="9354" w:leader="dot"/>
+        </w:tabs>
+        <w:rPr/>
+      </w:pPr>
+      <w:hyperlink w:anchor="__RefHeading___Toc647_121144965">
+        <w:r>
+          <w:rPr>
+            <w:rStyle w:val="ListLabel19"/>
+          </w:rPr>
+          <w:t>Ход выполнения работы</w:t>
+          <w:tab/>
+          <w:t>3</w:t>
+        </w:r>
+      </w:hyperlink>
+    </w:p>
+    <w:p>
+      <w:pPr>
+        <w:pStyle w:val="TOC2"/>
+        <w:tabs>
+          <w:tab w:val="clear" w:pos="708"/>
+          <w:tab w:val="right" w:pos="9354" w:leader="dot"/>
+        </w:tabs>
+        <w:rPr/>
+      </w:pPr>
+      <w:hyperlink w:anchor="__RefHeading___Toc649_121144965">
+        <w:r>
+          <w:rPr>
+            <w:rStyle w:val="ListLabel19"/>
+          </w:rPr>
+          <w:t>1. Написание алгоритмов и анализ их сложности</w:t>
+          <w:tab/>
+          <w:t>3</w:t>
+        </w:r>
+      </w:hyperlink>
+    </w:p>
+    <w:p>
+      <w:pPr>
+        <w:pStyle w:val="TOC2"/>
+        <w:tabs>
+          <w:tab w:val="clear" w:pos="708"/>
+          <w:tab w:val="right" w:pos="9354" w:leader="dot"/>
+        </w:tabs>
+        <w:rPr/>
+      </w:pPr>
+      <w:hyperlink w:anchor="__RefHeading___Toc651_121144965">
+        <w:r>
+          <w:rPr>
+            <w:rStyle w:val="ListLabel19"/>
+          </w:rPr>
+          <w:t>2.  Анализ графиков</w:t>
+          <w:tab/>
+          <w:t>6</w:t>
+        </w:r>
+      </w:hyperlink>
+    </w:p>
+    <w:p>
+      <w:pPr>
+        <w:pStyle w:val="TOC2"/>
+        <w:tabs>
+          <w:tab w:val="clear" w:pos="708"/>
+          <w:tab w:val="right" w:pos="9354" w:leader="dot"/>
+        </w:tabs>
+        <w:rPr/>
+      </w:pPr>
+      <w:hyperlink w:anchor="__RefHeading___Toc653_121144965">
+        <w:r>
+          <w:rPr>
+            <w:rStyle w:val="ListLabel19"/>
+          </w:rPr>
+          <w:t>3. Собственный проверки инвариантов</w:t>
+          <w:tab/>
+          <w:t>9</w:t>
+        </w:r>
+      </w:hyperlink>
+    </w:p>
+    <w:p>
+      <w:pPr>
+        <w:pStyle w:val="TOC2"/>
+        <w:tabs>
+          <w:tab w:val="clear" w:pos="708"/>
+          <w:tab w:val="right" w:pos="9354" w:leader="dot"/>
+        </w:tabs>
+        <w:rPr/>
+      </w:pPr>
+      <w:hyperlink w:anchor="__RefHeading___Toc655_121144965">
+        <w:r>
+          <w:rPr>
+            <w:rStyle w:val="ListLabel19"/>
+          </w:rPr>
+          <w:t>Вывод:</w:t>
+          <w:tab/>
+          <w:t>10</w:t>
+        </w:r>
+      </w:hyperlink>
+    </w:p>
+    <w:p>
+      <w:pPr>
+        <w:pStyle w:val="TOC2"/>
         <w:rPr>
           <w:rStyle w:val="Hyperlink"/>
         </w:rPr>
       </w:pPr>
+      <w:r>
+        <w:fldChar w:fldCharType="begin"/>
+      </w:r>
+      <w:r>
+        <w:rPr>
+          <w:rStyle w:val="Hyperlink"/>
+          <w:vanish/>
+        </w:rPr>
+      </w:r>
       <w:hyperlink w:anchor="_Toc209974523">
+        <w:r>
+          <w:rPr>
+            <w:rStyle w:val="Hyperlink"/>
+            <w:vanish/>
+          </w:rPr>
+        </w:r>
+        <w:r>
+          <w:rPr>
+            <w:rStyle w:val="Hyperlink"/>
+            <w:vanish/>
+          </w:rPr>
+          <w:fldChar w:fldCharType="separate"/>
+        </w:r>
+        <w:r>
+          <w:rPr>
+            <w:rStyle w:val="Hyperlink"/>
+            <w:vanish/>
+          </w:rPr>
+        </w:r>
+        <w:r>
+          <w:rPr>
+            <w:rStyle w:val="Hyperlink"/>
+            <w:vanish/>
+          </w:rPr>
+        </w:r>
+        <w:r>
+          <w:rPr>
+            <w:rStyle w:val="Hyperlink"/>
+            <w:vanish/>
+          </w:rPr>
+          <w:fldChar w:fldCharType="end"/>
+        </w:r>
         <w:r>
           <w:rPr>
             <w:webHidden/>
@@ -771,7 +840,11 @@
           <w:fldChar w:fldCharType="separate"/>
         </w:r>
         <w:r>
-          <w:rPr/>
+          <w:rPr>
+            <w:rStyle w:val="Hyperlink"/>
+            <w:vanish/>
+          </w:rPr>
+          <w:fldChar w:fldCharType="begin"/>
         </w:r>
         <w:r>
           <w:rPr>
@@ -779,6 +852,34 @@
           </w:rPr>
           <w:fldChar w:fldCharType="end"/>
         </w:r>
+        <w:r>
+          <w:rPr>
+            <w:rStyle w:val="Hyperlink"/>
+            <w:vanish/>
+          </w:rPr>
+          <w:instrText xml:space="preserve"> PAGEREF _Toc209974523 \h </w:instrText>
+        </w:r>
+        <w:r>
+          <w:rPr>
+            <w:rStyle w:val="Hyperlink"/>
+            <w:vanish/>
+          </w:rPr>
+          <w:fldChar w:fldCharType="separate"/>
+        </w:r>
+        <w:r>
+          <w:rPr>
+            <w:rStyle w:val="Hyperlink"/>
+            <w:vanish/>
+          </w:rPr>
+          <w:t>10</w:t>
+        </w:r>
+        <w:r>
+          <w:rPr>
+            <w:rStyle w:val="Hyperlink"/>
+            <w:vanish/>
+          </w:rPr>
+          <w:fldChar w:fldCharType="end"/>
+        </w:r>
       </w:hyperlink>
     </w:p>
     <w:p>
@@ -1113,17 +1214,7 @@
           <w:sz w:val="28"/>
           <w:szCs w:val="28"/>
         </w:rPr>
-        <w:t xml:space="preserve">Процессор - </w:t>
-      </w:r>
-      <w:r>
-        <w:rPr>
-          <w:rFonts w:cs="Times New Roman" w:ascii="Times New Roman" w:hAnsi="Times New Roman"/>
-          <w:b/>
-          <w:color w:val="auto"/>
-          <w:sz w:val="28"/>
-          <w:szCs w:val="28"/>
-        </w:rPr>
-        <w:t>Intel(R) Core(TM) Ultra 5 125U</w:t>
+        <w:t>Процессор - Intel(R) Core(TM) Ultra 5 125U</w:t>
       </w:r>
     </w:p>
     <w:p>
@@ -1193,7 +1284,13 @@
         </w:rPr>
       </w:pPr>
       <w:r>
-        <w:rPr/>
+        <w:rPr>
+          <w:rFonts w:cs="" w:cstheme="minorBidi" w:ascii="Droid Sans Mono;monospace" w:hAnsi="Droid Sans Mono;monospace"/>
+          <w:b w:val="false"/>
+          <w:color w:val="D4D4D4"/>
+          <w:sz w:val="21"/>
+          <w:shd w:fill="111111" w:val="clear"/>
+        </w:rPr>
         <w:drawing>
           <wp:anchor behindDoc="0" distT="0" distB="0" distL="0" distR="0" simplePos="0" locked="0" layoutInCell="0" allowOverlap="1" relativeHeight="2">
             <wp:simplePos x="0" y="0"/>
@@ -1220,7 +1317,7 @@
                     </pic:cNvPicPr>
                   </pic:nvPicPr>
                   <pic:blipFill>
-                    <a:blip r:embed="rId2"/>
+                    <a:blip r:embed="rId5"/>
                     <a:stretch>
                       <a:fillRect/>
                     </a:stretch>
@@ -1426,15 +1523,7 @@
       </w:r>
       <w:r>
         <w:rPr/>
-        <w:t>array_</w:t>
-      </w:r>
-      <w:r>
-        <w:rPr/>
-        <w:t>max</w:t>
-      </w:r>
-      <w:r>
-        <w:rPr/>
-        <w:t>(a: list[int]) -&gt; int:</w:t>
+        <w:t>array_max(a: list[int]) -&gt; int:</w:t>
       </w:r>
     </w:p>
     <w:p>
@@ -1453,9 +1542,12 @@
       </w:pPr>
       <w:r>
         <w:rPr>
-          <w:rFonts w:ascii="Times New Roman" w:hAnsi="Times New Roman"/>
-          <w:sz w:val="28"/>
-          <w:szCs w:val="28"/>
+          <w:rFonts w:ascii="Droid Sans Mono;monospace" w:hAnsi="Droid Sans Mono;monospace"/>
+          <w:b w:val="false"/>
+          <w:color w:val="D4D4D4"/>
+          <w:sz w:val="21"/>
+          <w:szCs w:val="28"/>
+          <w:shd w:fill="1E1E1E" w:val="clear"/>
         </w:rPr>
         <w:drawing>
           <wp:anchor behindDoc="0" distT="0" distB="0" distL="0" distR="0" simplePos="0" locked="0" layoutInCell="0" allowOverlap="1" relativeHeight="3">
@@ -1483,7 +1575,7 @@
                     </pic:cNvPicPr>
                   </pic:nvPicPr>
                   <pic:blipFill>
-                    <a:blip r:embed="rId3"/>
+                    <a:blip r:embed="rId6"/>
                     <a:stretch>
                       <a:fillRect/>
                     </a:stretch>
@@ -1653,7 +1745,7 @@
     <w:p>
       <w:pPr>
         <w:pStyle w:val="Normal"/>
-        <w:spacing w:lineRule="auto" w:line="360"/>
+        <w:spacing w:lineRule="auto" w:line="360" w:before="0" w:after="160"/>
         <w:jc w:val="both"/>
         <w:rPr>
           <w:rFonts w:ascii="Times New Roman" w:hAnsi="Times New Roman" w:cs="Times New Roman"/>
@@ -1667,23 +1759,7 @@
           <w:sz w:val="28"/>
           <w:szCs w:val="28"/>
         </w:rPr>
-        <w:t xml:space="preserve">Функция </w:t>
-      </w:r>
-      <w:r>
-        <w:rPr>
-          <w:rFonts w:ascii="Times New Roman" w:hAnsi="Times New Roman"/>
-          <w:sz w:val="28"/>
-          <w:szCs w:val="28"/>
-        </w:rPr>
-        <w:t>count_equal_pairs</w:t>
-      </w:r>
-      <w:r>
-        <w:rPr>
-          <w:rFonts w:ascii="Times New Roman" w:hAnsi="Times New Roman"/>
-          <w:sz w:val="28"/>
-          <w:szCs w:val="28"/>
-        </w:rPr>
-        <w:t>(a: list[int]) -&gt; int:</w:t>
+        <w:t>Функция count_equal_pairs(a: list[int]) -&gt; int:</w:t>
       </w:r>
     </w:p>
     <w:p>
@@ -1729,7 +1805,7 @@
                     </pic:cNvPicPr>
                   </pic:nvPicPr>
                   <pic:blipFill>
-                    <a:blip r:embed="rId4"/>
+                    <a:blip r:embed="rId7"/>
                     <a:stretch>
                       <a:fillRect/>
                     </a:stretch>
@@ -1920,23 +1996,7 @@
       </w:pPr>
       <w:r>
         <w:rPr/>
-        <w:t xml:space="preserve">Функция </w:t>
-      </w:r>
-      <w:r>
-        <w:rPr/>
-        <w:t>binary_pow</w:t>
-      </w:r>
-      <w:r>
-        <w:rPr/>
-        <w:t>(</w:t>
-      </w:r>
-      <w:r>
-        <w:rPr/>
-        <w:t>x: int, n: int, mod: int | None = None</w:t>
-      </w:r>
-      <w:r>
-        <w:rPr/>
-        <w:t>) -&gt; int:</w:t>
+        <w:t>Функция binary_pow(x: int, n: int, mod: int | None = None) -&gt; int:</w:t>
       </w:r>
     </w:p>
     <w:p>
@@ -1951,7 +2011,11 @@
         </w:rPr>
       </w:pPr>
       <w:r>
-        <w:rPr/>
+        <w:rPr>
+          <w:rFonts w:cs="Times New Roman" w:ascii="Times New Roman" w:hAnsi="Times New Roman"/>
+          <w:sz w:val="28"/>
+          <w:szCs w:val="28"/>
+        </w:rPr>
         <w:drawing>
           <wp:anchor behindDoc="0" distT="0" distB="0" distL="0" distR="0" simplePos="0" locked="0" layoutInCell="0" allowOverlap="1" relativeHeight="5">
             <wp:simplePos x="0" y="0"/>
@@ -1978,7 +2042,7 @@
                     </pic:cNvPicPr>
                   </pic:nvPicPr>
                   <pic:blipFill>
-                    <a:blip r:embed="rId5"/>
+                    <a:blip r:embed="rId8"/>
                     <a:stretch>
                       <a:fillRect/>
                     </a:stretch>
@@ -2321,18 +2385,7 @@
           <w:szCs w:val="28"/>
           <w:vertAlign w:val="baseline"/>
         </w:rPr>
-        <w:t xml:space="preserve">· </w:t>
-      </w:r>
-      <w:r>
-        <w:rPr>
-          <w:rFonts w:eastAsia="Calibri" w:cs="Times New Roman" w:ascii="Times New Roman" w:hAnsi="Times New Roman"/>
-          <w:position w:val="0"/>
-          <w:sz w:val="28"/>
-          <w:sz w:val="28"/>
-          <w:szCs w:val="28"/>
-          <w:vertAlign w:val="baseline"/>
-        </w:rPr>
-        <w:t xml:space="preserve">log </w:t>
+        <w:t xml:space="preserve">· log </w:t>
       </w:r>
       <w:r>
         <w:rPr>
@@ -2445,6 +2498,43 @@
           <w:szCs w:val="28"/>
         </w:rPr>
         <w:t>нализ графиков</w:t>
+      </w:r>
+    </w:p>
+    <w:p>
+      <w:pPr>
+        <w:pStyle w:val="Normal"/>
+        <w:spacing w:lineRule="auto" w:line="360"/>
+        <w:jc w:val="both"/>
+        <w:rPr>
+          <w:rFonts w:ascii="Times New Roman" w:hAnsi="Times New Roman" w:cs="Times New Roman"/>
+          <w:sz w:val="28"/>
+          <w:szCs w:val="28"/>
+        </w:rPr>
+      </w:pPr>
+      <w:r>
+        <w:rPr>
+          <w:rFonts w:cs="Times New Roman" w:ascii="Times New Roman" w:hAnsi="Times New Roman"/>
+          <w:sz w:val="28"/>
+          <w:szCs w:val="28"/>
+        </w:rPr>
+        <w:t xml:space="preserve">Для экспериментальных замеров времени использовался </w:t>
+      </w:r>
+      <w:r>
+        <w:rPr>
+          <w:rStyle w:val="Style15"/>
+          <w:rFonts w:ascii="Times New Roman" w:hAnsi="Times New Roman"/>
+          <w:sz w:val="28"/>
+          <w:szCs w:val="28"/>
+        </w:rPr>
+        <w:t>time.perf_counter()</w:t>
+      </w:r>
+      <w:r>
+        <w:rPr>
+          <w:rFonts w:cs="Times New Roman" w:ascii="Times New Roman" w:hAnsi="Times New Roman"/>
+          <w:sz w:val="28"/>
+          <w:szCs w:val="28"/>
+        </w:rPr>
+        <w:t>. Для каждого размера входных данных выполнялось несколько запусков алгоритма. Первый запуск использовался как прогревочный и не учитывался. По оставшимся измерениям вычислялась медиана, чтобы уменьшить влияние случайных выбросов, связанных с работой операционной системы, кэша и фоновых процессов.</w:t>
       </w:r>
     </w:p>
     <w:p>
@@ -2505,7 +2595,7 @@
                     </pic:cNvPicPr>
                   </pic:nvPicPr>
                   <pic:blipFill>
-                    <a:blip r:embed="rId6"/>
+                    <a:blip r:embed="rId9"/>
                     <a:stretch>
                       <a:fillRect/>
                     </a:stretch>
@@ -2626,40 +2716,7 @@
           <w:szCs w:val="28"/>
           <w:vertAlign w:val="baseline"/>
         </w:rPr>
-        <w:t>Г</w:t>
-      </w:r>
-      <w:r>
-        <w:rPr>
-          <w:rFonts w:eastAsia="Times New Roman" w:cs="Times New Roman" w:ascii="Times New Roman" w:hAnsi="Times New Roman"/>
-          <w:position w:val="0"/>
-          <w:sz w:val="28"/>
-          <w:sz w:val="28"/>
-          <w:szCs w:val="28"/>
-          <w:vertAlign w:val="baseline"/>
-        </w:rPr>
-        <w:t xml:space="preserve">рафик 2 —  </w:t>
-      </w:r>
-      <w:r>
-        <w:rPr>
-          <w:rFonts w:eastAsia="Times New Roman" w:cs="Times New Roman" w:ascii="Times New Roman" w:hAnsi="Times New Roman"/>
-          <w:position w:val="0"/>
-          <w:sz w:val="28"/>
-          <w:sz w:val="28"/>
-          <w:szCs w:val="28"/>
-          <w:vertAlign w:val="baseline"/>
-        </w:rPr>
-        <w:t>binary_row (l</w:t>
-      </w:r>
-      <w:r>
-        <w:rPr>
-          <w:rFonts w:eastAsia="Times New Roman" w:cs="Times New Roman" w:ascii="Times New Roman" w:hAnsi="Times New Roman"/>
-          <w:position w:val="0"/>
-          <w:sz w:val="28"/>
-          <w:sz w:val="28"/>
-          <w:szCs w:val="28"/>
-          <w:vertAlign w:val="baseline"/>
-        </w:rPr>
-        <w:t>og</w:t>
+        <w:t>График 2 —  binary_row (log</w:t>
       </w:r>
       <w:r>
         <w:rPr>
@@ -2708,7 +2765,7 @@
                     </pic:cNvPicPr>
                   </pic:nvPicPr>
                   <pic:blipFill>
-                    <a:blip r:embed="rId7"/>
+                    <a:blip r:embed="rId10"/>
                     <a:stretch>
                       <a:fillRect/>
                     </a:stretch>
@@ -2737,8 +2794,20 @@
           <w:szCs w:val="28"/>
           <w:vertAlign w:val="baseline"/>
         </w:rPr>
-        <w:t>)</w:t>
-      </w:r>
+        <w:t>).</w:t>
+      </w:r>
+    </w:p>
+    <w:p>
+      <w:pPr>
+        <w:pStyle w:val="Normal"/>
+        <w:spacing w:lineRule="auto" w:line="360"/>
+        <w:jc w:val="both"/>
+        <w:rPr>
+          <w:rFonts w:ascii="Times New Roman" w:hAnsi="Times New Roman" w:cs="Times New Roman"/>
+          <w:sz w:val="28"/>
+          <w:szCs w:val="28"/>
+        </w:rPr>
+      </w:pPr>
       <w:r>
         <w:rPr>
           <w:rFonts w:eastAsia="Times New Roman" w:cs="Times New Roman" w:ascii="Times New Roman" w:hAnsi="Times New Roman"/>
@@ -2748,20 +2817,17 @@
           <w:szCs w:val="28"/>
           <w:vertAlign w:val="baseline"/>
         </w:rPr>
-        <w:t>.</w:t>
-      </w:r>
-    </w:p>
-    <w:p>
-      <w:pPr>
-        <w:pStyle w:val="Normal"/>
-        <w:spacing w:lineRule="auto" w:line="360"/>
-        <w:jc w:val="both"/>
-        <w:rPr>
-          <w:rFonts w:ascii="Times New Roman" w:hAnsi="Times New Roman" w:cs="Times New Roman"/>
-          <w:sz w:val="28"/>
-          <w:szCs w:val="28"/>
-        </w:rPr>
-      </w:pPr>
+        <w:t>Почему график оси x по log</w:t>
+      </w:r>
+      <w:r>
+        <w:rPr>
+          <w:rFonts w:eastAsia="Times New Roman" w:cs="Times New Roman" w:ascii="Times New Roman" w:hAnsi="Times New Roman"/>
+          <w:sz w:val="28"/>
+          <w:szCs w:val="28"/>
+          <w:vertAlign w:val="subscript"/>
+        </w:rPr>
+        <w:t>2</w:t>
+      </w:r>
       <w:r>
         <w:rPr>
           <w:rFonts w:eastAsia="Times New Roman" w:cs="Times New Roman" w:ascii="Times New Roman" w:hAnsi="Times New Roman"/>
@@ -2771,17 +2837,20 @@
           <w:szCs w:val="28"/>
           <w:vertAlign w:val="baseline"/>
         </w:rPr>
-        <w:t>Почему график оси x по log</w:t>
-      </w:r>
-      <w:r>
-        <w:rPr>
-          <w:rFonts w:eastAsia="Times New Roman" w:cs="Times New Roman" w:ascii="Times New Roman" w:hAnsi="Times New Roman"/>
-          <w:sz w:val="28"/>
-          <w:szCs w:val="28"/>
-          <w:vertAlign w:val="subscript"/>
-        </w:rPr>
-        <w:t>2</w:t>
-      </w:r>
+        <w:t xml:space="preserve"> n, а не log — log ? </w:t>
+      </w:r>
+    </w:p>
+    <w:p>
+      <w:pPr>
+        <w:pStyle w:val="Normal"/>
+        <w:spacing w:lineRule="auto" w:line="360"/>
+        <w:jc w:val="both"/>
+        <w:rPr>
+          <w:rFonts w:ascii="Times New Roman" w:hAnsi="Times New Roman" w:cs="Times New Roman"/>
+          <w:sz w:val="28"/>
+          <w:szCs w:val="28"/>
+        </w:rPr>
+      </w:pPr>
       <w:r>
         <w:rPr>
           <w:rFonts w:eastAsia="Times New Roman" w:cs="Times New Roman" w:ascii="Times New Roman" w:hAnsi="Times New Roman"/>
@@ -2791,7 +2860,7 @@
           <w:szCs w:val="28"/>
           <w:vertAlign w:val="baseline"/>
         </w:rPr>
-        <w:t xml:space="preserve"> n, а не log — log ? </w:t>
+        <w:t xml:space="preserve">Потому что, если бы был график log — log , то по осям получалось бы: </w:t>
       </w:r>
     </w:p>
     <w:p>
@@ -2814,7 +2883,7 @@
           <w:szCs w:val="28"/>
           <w:vertAlign w:val="baseline"/>
         </w:rPr>
-        <w:t xml:space="preserve">Потому что, если бы был график log — log , то по осям получалось бы: </w:t>
+        <w:t>x: log n ; y: log ( log n )</w:t>
       </w:r>
     </w:p>
     <w:p>
@@ -2837,7 +2906,7 @@
           <w:szCs w:val="28"/>
           <w:vertAlign w:val="baseline"/>
         </w:rPr>
-        <w:t>x: log n ; y: log ( log n )</w:t>
+        <w:t>Фактически зависимость log (log n) от log n. Она растет очень медленно и выглядит горизонтально.</w:t>
       </w:r>
     </w:p>
     <w:p>
@@ -2860,7 +2929,16 @@
           <w:szCs w:val="28"/>
           <w:vertAlign w:val="baseline"/>
         </w:rPr>
-        <w:t xml:space="preserve">Фактически зависимость log (log n) от log n. </w:t>
+        <w:t>Поэтому для бинарного вычисления используют график где по оси x откладывают log</w:t>
+      </w:r>
+      <w:r>
+        <w:rPr>
+          <w:rFonts w:eastAsia="Times New Roman" w:cs="Times New Roman" w:ascii="Times New Roman" w:hAnsi="Times New Roman"/>
+          <w:sz w:val="28"/>
+          <w:szCs w:val="28"/>
+          <w:vertAlign w:val="subscript"/>
+        </w:rPr>
+        <w:t>2</w:t>
       </w:r>
       <w:r>
         <w:rPr>
@@ -2871,7 +2949,7 @@
           <w:szCs w:val="28"/>
           <w:vertAlign w:val="baseline"/>
         </w:rPr>
-        <w:t>Она растет очень медленно и выглядит горизонтально.</w:t>
+        <w:t xml:space="preserve"> n, а по y — t.</w:t>
       </w:r>
     </w:p>
     <w:p>
@@ -2894,16 +2972,19 @@
           <w:szCs w:val="28"/>
           <w:vertAlign w:val="baseline"/>
         </w:rPr>
-        <w:t>Поэтому для бинарного вычисления используют график где по оси x откладывают log</w:t>
-      </w:r>
-      <w:r>
-        <w:rPr>
-          <w:rFonts w:eastAsia="Times New Roman" w:cs="Times New Roman" w:ascii="Times New Roman" w:hAnsi="Times New Roman"/>
-          <w:sz w:val="28"/>
-          <w:szCs w:val="28"/>
-          <w:vertAlign w:val="subscript"/>
-        </w:rPr>
-        <w:t>2</w:t>
+        <w:t xml:space="preserve">При увеличении </w:t>
+      </w:r>
+      <w:r>
+        <w:rPr>
+          <w:rStyle w:val="Style15"/>
+          <w:rFonts w:ascii="Times New Roman" w:hAnsi="Times New Roman"/>
+          <w:position w:val="0"/>
+          <w:sz w:val="28"/>
+          <w:sz w:val="28"/>
+          <w:szCs w:val="28"/>
+          <w:vertAlign w:val="baseline"/>
+        </w:rPr>
+        <w:t>log₂ n</w:t>
       </w:r>
       <w:r>
         <w:rPr>
@@ -2914,7 +2995,7 @@
           <w:szCs w:val="28"/>
           <w:vertAlign w:val="baseline"/>
         </w:rPr>
-        <w:t xml:space="preserve"> n, а по y — t.</w:t>
+        <w:t xml:space="preserve"> время выполнения в целом увеличивается приблизительно линейно, что видно по расположению точек вдоль возрастающей линии. Следовательно, экспериментальные результаты согласуются с теоретической оценкой Θ(log n). Небольшие отклонения точек от идеальной прямой могут быть связаны с погрешностью измерений, накладными расходами интерпретатора Python, работой операционной системы и процессорного кэша.</w:t>
       </w:r>
     </w:p>
     <w:p>
@@ -2937,8 +3018,16 @@
           <w:szCs w:val="28"/>
           <w:vertAlign w:val="baseline"/>
         </w:rPr>
-        <w:t>П</w:t>
-      </w:r>
+        <w:t xml:space="preserve">Почему замеры выполняются по модулю? </w:t>
+      </w:r>
+    </w:p>
+    <w:p>
+      <w:pPr>
+        <w:pStyle w:val="BodyText"/>
+        <w:spacing w:lineRule="auto" w:line="360"/>
+        <w:jc w:val="both"/>
+        <w:rPr/>
+      </w:pPr>
       <w:r>
         <w:rPr>
           <w:rFonts w:eastAsia="Times New Roman" w:cs="Times New Roman" w:ascii="Times New Roman" w:hAnsi="Times New Roman"/>
@@ -2948,7 +3037,7 @@
           <w:szCs w:val="28"/>
           <w:vertAlign w:val="baseline"/>
         </w:rPr>
-        <w:t xml:space="preserve">ри увеличении </w:t>
+        <w:t xml:space="preserve">Python при работе с очень большими целыми числами тратит больше времени на арифметические операции. Например, если умножить </w:t>
       </w:r>
       <w:r>
         <w:rPr>
@@ -2960,7 +3049,7 @@
           <w:szCs w:val="28"/>
           <w:vertAlign w:val="baseline"/>
         </w:rPr>
-        <w:t>log₂ n</w:t>
+        <w:t>65556</w:t>
       </w:r>
       <w:r>
         <w:rPr>
@@ -2971,20 +3060,20 @@
           <w:szCs w:val="28"/>
           <w:vertAlign w:val="baseline"/>
         </w:rPr>
-        <w:t xml:space="preserve"> время выполнения в целом увеличивается приблизительно линейно, что видно по расположению точек вдоль возрастающей линии. Следовательно, экспериментальные результаты согласуются с теоретической оценкой Θ(log n). Небольшие отклонения точек от идеальной прямой могут быть связаны с погрешностью измерений, накладными расходами интерпретатора Python, работой операционной системы и процессорного кэша.</w:t>
-      </w:r>
-    </w:p>
-    <w:p>
-      <w:pPr>
-        <w:pStyle w:val="Normal"/>
-        <w:spacing w:lineRule="auto" w:line="360"/>
-        <w:jc w:val="both"/>
-        <w:rPr>
-          <w:rFonts w:ascii="Times New Roman" w:hAnsi="Times New Roman" w:cs="Times New Roman"/>
-          <w:sz w:val="28"/>
-          <w:szCs w:val="28"/>
-        </w:rPr>
-      </w:pPr>
+        <w:t xml:space="preserve"> на </w:t>
+      </w:r>
+      <w:r>
+        <w:rPr>
+          <w:rStyle w:val="Style15"/>
+          <w:rFonts w:ascii="Times New Roman" w:hAnsi="Times New Roman"/>
+          <w:position w:val="0"/>
+          <w:sz w:val="28"/>
+          <w:sz w:val="28"/>
+          <w:szCs w:val="28"/>
+          <w:vertAlign w:val="baseline"/>
+        </w:rPr>
+        <w:t>1125</w:t>
+      </w:r>
       <w:r>
         <w:rPr>
           <w:rFonts w:eastAsia="Times New Roman" w:cs="Times New Roman" w:ascii="Times New Roman" w:hAnsi="Times New Roman"/>
@@ -2994,255 +3083,190 @@
           <w:szCs w:val="28"/>
           <w:vertAlign w:val="baseline"/>
         </w:rPr>
-        <w:t xml:space="preserve">Почему замеры выполняются по модулю? </w:t>
+        <w:t>, получится ещё большее число, и последующие вычисления станут дороже.</w:t>
       </w:r>
     </w:p>
     <w:p>
       <w:pPr>
         <w:pStyle w:val="BodyText"/>
+        <w:rPr/>
+      </w:pPr>
+      <w:r>
+        <w:rPr>
+          <w:rFonts w:ascii="Times New Roman" w:hAnsi="Times New Roman"/>
+          <w:sz w:val="28"/>
+          <w:szCs w:val="28"/>
+        </w:rPr>
+        <w:t xml:space="preserve">Если же выполнять вычисления по модулю </w:t>
+      </w:r>
+      <w:r>
+        <w:rPr>
+          <w:rStyle w:val="Style15"/>
+          <w:rFonts w:ascii="Times New Roman" w:hAnsi="Times New Roman"/>
+          <w:sz w:val="28"/>
+          <w:szCs w:val="28"/>
+        </w:rPr>
+        <w:t>1000</w:t>
+      </w:r>
+      <w:r>
+        <w:rPr>
+          <w:rFonts w:ascii="Times New Roman" w:hAnsi="Times New Roman"/>
+          <w:sz w:val="28"/>
+          <w:szCs w:val="28"/>
+        </w:rPr>
+        <w:t>, то можно заменить числа их остатками:</w:t>
+      </w:r>
+    </w:p>
+    <w:p>
+      <w:pPr>
+        <w:pStyle w:val="BodyText"/>
+        <w:rPr/>
+      </w:pPr>
+      <w:r>
+        <w:rPr>
+          <w:rStyle w:val="Style15"/>
+          <w:rFonts w:ascii="Times New Roman" w:hAnsi="Times New Roman"/>
+          <w:sz w:val="28"/>
+          <w:szCs w:val="28"/>
+        </w:rPr>
+        <w:t>65556 % 1000 = 556</w:t>
+      </w:r>
+      <w:r>
+        <w:rPr>
+          <w:rFonts w:ascii="Times New Roman" w:hAnsi="Times New Roman"/>
+          <w:sz w:val="28"/>
+          <w:szCs w:val="28"/>
+        </w:rPr>
+        <w:br/>
+      </w:r>
+      <w:r>
+        <w:rPr>
+          <w:rStyle w:val="Style15"/>
+          <w:rFonts w:ascii="Times New Roman" w:hAnsi="Times New Roman"/>
+          <w:sz w:val="28"/>
+          <w:szCs w:val="28"/>
+        </w:rPr>
+        <w:t>1125 % 1000 = 125</w:t>
+      </w:r>
+    </w:p>
+    <w:p>
+      <w:pPr>
+        <w:pStyle w:val="BodyText"/>
+        <w:rPr>
+          <w:rFonts w:ascii="Times New Roman" w:hAnsi="Times New Roman"/>
+          <w:sz w:val="28"/>
+          <w:szCs w:val="28"/>
+        </w:rPr>
+      </w:pPr>
+      <w:r>
+        <w:rPr>
+          <w:rFonts w:ascii="Times New Roman" w:hAnsi="Times New Roman"/>
+          <w:sz w:val="28"/>
+          <w:szCs w:val="28"/>
+        </w:rPr>
+        <w:t>После этого достаточно вычислить:</w:t>
+      </w:r>
+    </w:p>
+    <w:p>
+      <w:pPr>
+        <w:pStyle w:val="BodyText"/>
+        <w:rPr/>
+      </w:pPr>
+      <w:r>
+        <w:rPr>
+          <w:rStyle w:val="Style15"/>
+          <w:rFonts w:ascii="Times New Roman" w:hAnsi="Times New Roman"/>
+          <w:sz w:val="28"/>
+          <w:szCs w:val="28"/>
+        </w:rPr>
+        <w:t>556 * 125</w:t>
+      </w:r>
+    </w:p>
+    <w:p>
+      <w:pPr>
+        <w:pStyle w:val="BodyText"/>
+        <w:rPr/>
+      </w:pPr>
+      <w:r>
+        <w:rPr>
+          <w:rFonts w:ascii="Times New Roman" w:hAnsi="Times New Roman"/>
+          <w:sz w:val="28"/>
+          <w:szCs w:val="28"/>
+        </w:rPr>
+        <w:t xml:space="preserve">и снова взять остаток по модулю </w:t>
+      </w:r>
+      <w:r>
+        <w:rPr>
+          <w:rStyle w:val="Style15"/>
+          <w:rFonts w:ascii="Times New Roman" w:hAnsi="Times New Roman"/>
+          <w:sz w:val="28"/>
+          <w:szCs w:val="28"/>
+        </w:rPr>
+        <w:t>1000</w:t>
+      </w:r>
+      <w:r>
+        <w:rPr>
+          <w:rFonts w:ascii="Times New Roman" w:hAnsi="Times New Roman"/>
+          <w:sz w:val="28"/>
+          <w:szCs w:val="28"/>
+        </w:rPr>
+        <w:t>.</w:t>
+      </w:r>
+    </w:p>
+    <w:p>
+      <w:pPr>
+        <w:pStyle w:val="BodyText"/>
+        <w:rPr/>
+      </w:pPr>
+      <w:r>
+        <w:rPr>
+          <w:rFonts w:ascii="Times New Roman" w:hAnsi="Times New Roman"/>
+          <w:sz w:val="28"/>
+          <w:szCs w:val="28"/>
+        </w:rPr>
+        <w:t xml:space="preserve">Итоговый остаток будет таким же, как если бы мы сначала перемножили исходные большие числа, а затем взяли </w:t>
+      </w:r>
+      <w:r>
+        <w:rPr>
+          <w:rStyle w:val="Style15"/>
+          <w:rFonts w:ascii="Times New Roman" w:hAnsi="Times New Roman"/>
+          <w:sz w:val="28"/>
+          <w:szCs w:val="28"/>
+        </w:rPr>
+        <w:t>% 1000</w:t>
+      </w:r>
+      <w:r>
+        <w:rPr>
+          <w:rFonts w:ascii="Times New Roman" w:hAnsi="Times New Roman"/>
+          <w:sz w:val="28"/>
+          <w:szCs w:val="28"/>
+        </w:rPr>
+        <w:t>.</w:t>
+      </w:r>
+    </w:p>
+    <w:p>
+      <w:pPr>
+        <w:pStyle w:val="BodyText"/>
+        <w:rPr>
+          <w:rFonts w:ascii="Times New Roman" w:hAnsi="Times New Roman"/>
+          <w:sz w:val="28"/>
+          <w:szCs w:val="28"/>
+        </w:rPr>
+      </w:pPr>
+      <w:r>
+        <w:rPr>
+          <w:rFonts w:ascii="Times New Roman" w:hAnsi="Times New Roman"/>
+          <w:sz w:val="28"/>
+          <w:szCs w:val="28"/>
+        </w:rPr>
+        <w:t>Так промежуточные значения остаются небольшими, и замеры времени лучше отражают сложность самого алгоритма, а не стоимость работы Python с длинными целыми числами.</w:t>
+      </w:r>
+    </w:p>
+    <w:p>
+      <w:pPr>
+        <w:pStyle w:val="Normal"/>
         <w:spacing w:lineRule="auto" w:line="360"/>
         <w:jc w:val="both"/>
-        <w:rPr/>
-      </w:pPr>
-      <w:r>
-        <w:rPr>
-          <w:rFonts w:eastAsia="Times New Roman" w:cs="Times New Roman" w:ascii="Times New Roman" w:hAnsi="Times New Roman"/>
-          <w:position w:val="0"/>
-          <w:sz w:val="28"/>
-          <w:sz w:val="28"/>
-          <w:szCs w:val="28"/>
-          <w:vertAlign w:val="baseline"/>
-        </w:rPr>
-        <w:t xml:space="preserve">Python при работе с очень большими целыми числами тратит больше времени на арифметические операции. Например, если умножить </w:t>
-      </w:r>
-      <w:r>
-        <w:rPr>
-          <w:rStyle w:val="Style15"/>
-          <w:rFonts w:ascii="Times New Roman" w:hAnsi="Times New Roman"/>
-          <w:position w:val="0"/>
-          <w:sz w:val="28"/>
-          <w:sz w:val="28"/>
-          <w:szCs w:val="28"/>
-          <w:vertAlign w:val="baseline"/>
-        </w:rPr>
-        <w:t>65556</w:t>
-      </w:r>
-      <w:r>
-        <w:rPr>
-          <w:rFonts w:eastAsia="Times New Roman" w:cs="Times New Roman" w:ascii="Times New Roman" w:hAnsi="Times New Roman"/>
-          <w:position w:val="0"/>
-          <w:sz w:val="28"/>
-          <w:sz w:val="28"/>
-          <w:szCs w:val="28"/>
-          <w:vertAlign w:val="baseline"/>
-        </w:rPr>
-        <w:t xml:space="preserve"> на </w:t>
-      </w:r>
-      <w:r>
-        <w:rPr>
-          <w:rStyle w:val="Style15"/>
-          <w:rFonts w:ascii="Times New Roman" w:hAnsi="Times New Roman"/>
-          <w:position w:val="0"/>
-          <w:sz w:val="28"/>
-          <w:sz w:val="28"/>
-          <w:szCs w:val="28"/>
-          <w:vertAlign w:val="baseline"/>
-        </w:rPr>
-        <w:t>1125</w:t>
-      </w:r>
-      <w:r>
-        <w:rPr>
-          <w:rFonts w:eastAsia="Times New Roman" w:cs="Times New Roman" w:ascii="Times New Roman" w:hAnsi="Times New Roman"/>
-          <w:position w:val="0"/>
-          <w:sz w:val="28"/>
-          <w:sz w:val="28"/>
-          <w:szCs w:val="28"/>
-          <w:vertAlign w:val="baseline"/>
-        </w:rPr>
-        <w:t>, получится ещё большее число, и последующие вычисления станут дороже.</w:t>
-      </w:r>
-    </w:p>
-    <w:p>
-      <w:pPr>
-        <w:pStyle w:val="BodyText"/>
-        <w:rPr/>
-      </w:pPr>
-      <w:r>
-        <w:rPr>
-          <w:rFonts w:ascii="Times New Roman" w:hAnsi="Times New Roman"/>
-          <w:sz w:val="28"/>
-          <w:szCs w:val="28"/>
-        </w:rPr>
-        <w:t xml:space="preserve">Если же выполнять вычисления по модулю </w:t>
-      </w:r>
-      <w:r>
-        <w:rPr>
-          <w:rStyle w:val="Style15"/>
-          <w:rFonts w:ascii="Times New Roman" w:hAnsi="Times New Roman"/>
-          <w:sz w:val="28"/>
-          <w:szCs w:val="28"/>
-        </w:rPr>
-        <w:t>1000</w:t>
-      </w:r>
-      <w:r>
-        <w:rPr>
-          <w:rFonts w:ascii="Times New Roman" w:hAnsi="Times New Roman"/>
-          <w:sz w:val="28"/>
-          <w:szCs w:val="28"/>
-        </w:rPr>
-        <w:t>, то можно заменить числа их остатками:</w:t>
-      </w:r>
-    </w:p>
-    <w:p>
-      <w:pPr>
-        <w:pStyle w:val="BodyText"/>
-        <w:rPr/>
-      </w:pPr>
-      <w:r>
-        <w:rPr>
-          <w:rStyle w:val="Style15"/>
-          <w:rFonts w:ascii="Times New Roman" w:hAnsi="Times New Roman"/>
-          <w:sz w:val="28"/>
-          <w:szCs w:val="28"/>
-        </w:rPr>
-        <w:t>65556 % 1000 = 556</w:t>
-      </w:r>
-      <w:r>
-        <w:rPr>
-          <w:rFonts w:ascii="Times New Roman" w:hAnsi="Times New Roman"/>
-          <w:sz w:val="28"/>
-          <w:szCs w:val="28"/>
-        </w:rPr>
-        <w:br/>
-      </w:r>
-      <w:r>
-        <w:rPr>
-          <w:rStyle w:val="Style15"/>
-          <w:rFonts w:ascii="Times New Roman" w:hAnsi="Times New Roman"/>
-          <w:sz w:val="28"/>
-          <w:szCs w:val="28"/>
-        </w:rPr>
-        <w:t>1125 % 1000 = 125</w:t>
-      </w:r>
-    </w:p>
-    <w:p>
-      <w:pPr>
-        <w:pStyle w:val="BodyText"/>
-        <w:rPr>
-          <w:rFonts w:ascii="Times New Roman" w:hAnsi="Times New Roman"/>
-          <w:sz w:val="28"/>
-          <w:szCs w:val="28"/>
-        </w:rPr>
-      </w:pPr>
-      <w:r>
-        <w:rPr>
-          <w:rFonts w:ascii="Times New Roman" w:hAnsi="Times New Roman"/>
-          <w:sz w:val="28"/>
-          <w:szCs w:val="28"/>
-        </w:rPr>
-        <w:t>После этого достаточно вычислить:</w:t>
-      </w:r>
-    </w:p>
-    <w:p>
-      <w:pPr>
-        <w:pStyle w:val="BodyText"/>
-        <w:rPr/>
-      </w:pPr>
-      <w:r>
-        <w:rPr>
-          <w:rStyle w:val="Style15"/>
-          <w:rFonts w:ascii="Times New Roman" w:hAnsi="Times New Roman"/>
-          <w:sz w:val="28"/>
-          <w:szCs w:val="28"/>
-        </w:rPr>
-        <w:t>556 * 125</w:t>
-      </w:r>
-    </w:p>
-    <w:p>
-      <w:pPr>
-        <w:pStyle w:val="BodyText"/>
-        <w:rPr/>
-      </w:pPr>
-      <w:r>
-        <w:rPr>
-          <w:rFonts w:ascii="Times New Roman" w:hAnsi="Times New Roman"/>
-          <w:sz w:val="28"/>
-          <w:szCs w:val="28"/>
-        </w:rPr>
-        <w:t xml:space="preserve">и снова взять остаток по модулю </w:t>
-      </w:r>
-      <w:r>
-        <w:rPr>
-          <w:rStyle w:val="Style15"/>
-          <w:rFonts w:ascii="Times New Roman" w:hAnsi="Times New Roman"/>
-          <w:sz w:val="28"/>
-          <w:szCs w:val="28"/>
-        </w:rPr>
-        <w:t>1000</w:t>
-      </w:r>
-      <w:r>
-        <w:rPr>
-          <w:rFonts w:ascii="Times New Roman" w:hAnsi="Times New Roman"/>
-          <w:sz w:val="28"/>
-          <w:szCs w:val="28"/>
-        </w:rPr>
-        <w:t>.</w:t>
-      </w:r>
-    </w:p>
-    <w:p>
-      <w:pPr>
-        <w:pStyle w:val="BodyText"/>
-        <w:rPr/>
-      </w:pPr>
-      <w:r>
-        <w:rPr>
-          <w:rFonts w:ascii="Times New Roman" w:hAnsi="Times New Roman"/>
-          <w:sz w:val="28"/>
-          <w:szCs w:val="28"/>
-        </w:rPr>
-        <w:t xml:space="preserve">Итоговый остаток будет таким же, как если бы мы сначала перемножили исходные большие числа, а затем взяли </w:t>
-      </w:r>
-      <w:r>
-        <w:rPr>
-          <w:rStyle w:val="Style15"/>
-          <w:rFonts w:ascii="Times New Roman" w:hAnsi="Times New Roman"/>
-          <w:sz w:val="28"/>
-          <w:szCs w:val="28"/>
-        </w:rPr>
-        <w:t>% 1000</w:t>
-      </w:r>
-      <w:r>
-        <w:rPr>
-          <w:rFonts w:ascii="Times New Roman" w:hAnsi="Times New Roman"/>
-          <w:sz w:val="28"/>
-          <w:szCs w:val="28"/>
-        </w:rPr>
-        <w:t>.</w:t>
-      </w:r>
-    </w:p>
-    <w:p>
-      <w:pPr>
-        <w:pStyle w:val="BodyText"/>
-        <w:rPr>
-          <w:rFonts w:ascii="Times New Roman" w:hAnsi="Times New Roman"/>
-          <w:sz w:val="28"/>
-          <w:szCs w:val="28"/>
-        </w:rPr>
-      </w:pPr>
-      <w:r>
-        <w:rPr>
-          <w:rFonts w:ascii="Times New Roman" w:hAnsi="Times New Roman"/>
-          <w:sz w:val="28"/>
-          <w:szCs w:val="28"/>
-        </w:rPr>
-        <w:t>Так промежуточные значения остаются небольшими, и замеры времени лучше отражают сложность самого алгоритма, а не стоимость работы Python с длинными целыми числами.</w:t>
-      </w:r>
-    </w:p>
-    <w:p>
-      <w:pPr>
-        <w:pStyle w:val="Normal"/>
-        <w:spacing w:lineRule="auto" w:line="360"/>
-        <w:jc w:val="both"/>
         <w:rPr>
           <w:rFonts w:ascii="Times New Roman" w:hAnsi="Times New Roman" w:cs="Times New Roman"/>
           <w:sz w:val="28"/>
@@ -3250,7 +3274,11 @@
         </w:rPr>
       </w:pPr>
       <w:r>
-        <w:rPr/>
+        <w:rPr>
+          <w:rFonts w:cs="Times New Roman" w:ascii="Times New Roman" w:hAnsi="Times New Roman"/>
+          <w:sz w:val="28"/>
+          <w:szCs w:val="28"/>
+        </w:rPr>
       </w:r>
       <w:r>
         <w:br w:type="page"/>
@@ -3259,7 +3287,7 @@
     <w:p>
       <w:pPr>
         <w:pStyle w:val="Normal"/>
-        <w:spacing w:lineRule="auto" w:line="360"/>
+        <w:spacing w:lineRule="auto" w:line="360" w:before="0" w:after="160"/>
         <w:jc w:val="both"/>
         <w:rPr/>
       </w:pPr>
@@ -3312,7 +3340,13 @@
         </w:rPr>
       </w:pPr>
       <w:r>
-        <w:rPr/>
+        <w:rPr>
+          <w:rFonts w:eastAsia="Times New Roman" w:cs="Times New Roman" w:ascii="Times New Roman" w:hAnsi="Times New Roman"/>
+          <w:bCs/>
+          <w:sz w:val="28"/>
+          <w:szCs w:val="28"/>
+          <w:lang w:eastAsia="ru-RU"/>
+        </w:rPr>
       </w:r>
     </w:p>
     <w:p>
@@ -3351,7 +3385,7 @@
                     </pic:cNvPicPr>
                   </pic:nvPicPr>
                   <pic:blipFill>
-                    <a:blip r:embed="rId8"/>
+                    <a:blip r:embed="rId11"/>
                     <a:stretch>
                       <a:fillRect/>
                     </a:stretch>
@@ -3403,7 +3437,11 @@
         </w:rPr>
       </w:pPr>
       <w:r>
-        <w:rPr/>
+        <w:rPr>
+          <w:rFonts w:ascii="Times New Roman" w:hAnsi="Times New Roman"/>
+          <w:sz w:val="28"/>
+          <w:szCs w:val="28"/>
+        </w:rPr>
       </w:r>
     </w:p>
     <w:p>
@@ -3600,7 +3638,13 @@
         </w:rPr>
       </w:pPr>
       <w:r>
-        <w:rPr/>
+        <w:rPr>
+          <w:rFonts w:eastAsia="Times New Roman" w:cs="Times New Roman" w:ascii="Times New Roman" w:hAnsi="Times New Roman"/>
+          <w:bCs/>
+          <w:sz w:val="28"/>
+          <w:szCs w:val="28"/>
+          <w:lang w:eastAsia="ru-RU"/>
+        </w:rPr>
       </w:r>
     </w:p>
     <w:p>
@@ -3856,13 +3900,9 @@
       </w:r>
     </w:p>
     <w:sectPr>
-      <w:footerReference w:type="even" r:id="rId9"/>
-      <w:footerReference w:type="default" r:id="rId10"/>
-      <w:footerReference w:type="first" r:id="rId11"/>
-      <w:type w:val="nextPage"/>
+      <w:type w:val="continuous"/>
       <w:pgSz w:w="11906" w:h="16838"/>
       <w:pgMar w:left="1701" w:right="850" w:gutter="0" w:header="0" w:top="1134" w:footer="708" w:bottom="1134"/>
-      <w:pgNumType w:fmt="decimal"/>
       <w:formProt w:val="false"/>
       <w:titlePg/>
       <w:textDirection w:val="lrTb"/>
@@ -3917,7 +3957,7 @@
         </w:r>
         <w:r>
           <w:rPr/>
-          <w:t>11</w:t>
+          <w:t>12</w:t>
         </w:r>
         <w:r>
           <w:rPr/>
